--- a/Radno/Predlog resenja PPP.docx
+++ b/Radno/Predlog resenja PPP.docx
@@ -564,9 +564,9 @@
       </w:pPr>
       <w:bookmarkStart w:id="0" w:name="_Toc72006519"/>
       <w:bookmarkStart w:id="1" w:name="_Toc212654411"/>
-      <w:bookmarkStart w:id="2" w:name="_Toc72006506"/>
-      <w:bookmarkStart w:id="3" w:name="_Toc227028718"/>
-      <w:bookmarkStart w:id="4" w:name="_Toc227030236"/>
+      <w:bookmarkStart w:id="2" w:name="_Toc227028718"/>
+      <w:bookmarkStart w:id="3" w:name="_Toc227030236"/>
+      <w:bookmarkStart w:id="4" w:name="_Toc72006506"/>
       <w:r>
         <w:rPr>
           <w:lang w:val="sr-Cyrl-RS"/>
@@ -582,8 +582,8 @@
         <w:t>ј</w:t>
       </w:r>
       <w:bookmarkEnd w:id="1"/>
+      <w:bookmarkEnd w:id="2"/>
       <w:bookmarkEnd w:id="3"/>
-      <w:bookmarkEnd w:id="4"/>
       <w:r>
         <w:rPr>
           <w:lang w:val="sr-Cyrl-RS"/>
@@ -620,6 +620,13 @@
     </w:p>
     <w:sdt>
       <w:sdtPr>
+        <w:rPr>
+          <w:rFonts w:ascii="Areal RNIDS" w:eastAsiaTheme="minorHAnsi" w:hAnsi="Areal RNIDS" w:cstheme="minorBidi"/>
+          <w:color w:val="auto"/>
+          <w:sz w:val="24"/>
+          <w:szCs w:val="22"/>
+          <w:lang w:val="sr-Latn-RS"/>
+        </w:rPr>
         <w:id w:val="-1721974459"/>
         <w:docPartObj>
           <w:docPartGallery w:val="Table of Contents"/>
@@ -628,14 +635,9 @@
       </w:sdtPr>
       <w:sdtEndPr>
         <w:rPr>
-          <w:rFonts w:ascii="Areal RNIDS" w:eastAsiaTheme="minorHAnsi" w:hAnsi="Areal RNIDS" w:cstheme="minorBidi"/>
           <w:b/>
           <w:bCs/>
           <w:noProof/>
-          <w:color w:val="auto"/>
-          <w:sz w:val="24"/>
-          <w:szCs w:val="22"/>
-          <w:lang w:val="sr-Latn-RS"/>
         </w:rPr>
       </w:sdtEndPr>
       <w:sdtContent>
@@ -1856,7 +1858,7 @@
       </w:pPr>
       <w:bookmarkStart w:id="5" w:name="_Toc227028719"/>
       <w:bookmarkStart w:id="6" w:name="_Toc227030237"/>
-      <w:bookmarkEnd w:id="2"/>
+      <w:bookmarkEnd w:id="4"/>
       <w:r>
         <w:rPr>
           <w:bCs/>
@@ -6320,7 +6322,13 @@
         <w:rPr>
           <w:lang w:val="en-US"/>
         </w:rPr>
-        <w:t xml:space="preserve"> — </w:t>
+        <w:t>,</w:t>
+      </w:r>
+      <w:r>
+        <w:rPr>
+          <w:lang w:val="en-US"/>
+        </w:rPr>
+        <w:t xml:space="preserve"> </w:t>
       </w:r>
       <w:proofErr w:type="spellStart"/>
       <w:r>
@@ -16156,14 +16164,14 @@
           <w:lang w:val="en-US"/>
         </w:rPr>
         <w:lastRenderedPageBreak/>
-        <w:t>7. З</w:t>
-      </w:r>
-      <w:proofErr w:type="spellStart"/>
-      <w:r>
-        <w:rPr>
-          <w:lang w:val="en-US"/>
-        </w:rPr>
-        <w:t>акључак</w:t>
+        <w:t xml:space="preserve">7. </w:t>
+      </w:r>
+      <w:proofErr w:type="spellStart"/>
+      <w:r>
+        <w:rPr>
+          <w:lang w:val="en-US"/>
+        </w:rPr>
+        <w:t>Закључак</w:t>
       </w:r>
       <w:bookmarkEnd w:id="21"/>
       <w:bookmarkEnd w:id="22"/>
@@ -16679,6 +16687,7 @@
       </w:pPr>
       <w:r>
         <w:rPr>
+          <w:noProof/>
           <w:lang w:val="en-US"/>
         </w:rPr>
         <w:drawing>
@@ -16726,6 +16735,7 @@
       </w:pPr>
       <w:r>
         <w:rPr>
+          <w:noProof/>
           <w:lang w:val="en-US"/>
         </w:rPr>
         <w:lastRenderedPageBreak/>
@@ -16778,6 +16788,7 @@
         <w:rPr>
           <w:lang w:val="en-US"/>
         </w:rPr>
+        <w:lastRenderedPageBreak/>
         <w:t>9. IDEF</w:t>
       </w:r>
       <w:bookmarkEnd w:id="24"/>
@@ -16805,10 +16816,51 @@
           <w:lang w:val="en-US"/>
         </w:rPr>
       </w:pPr>
+      <w:r>
+        <w:rPr>
+          <w:b/>
+          <w:lang w:val="en-US"/>
+        </w:rPr>
+        <w:drawing>
+          <wp:inline distT="0" distB="0" distL="0" distR="0" wp14:anchorId="7E84CA5C" wp14:editId="2C43DDB6">
+            <wp:extent cx="6120130" cy="4272915"/>
+            <wp:effectExtent l="0" t="0" r="0" b="0"/>
+            <wp:docPr id="754145621" name="Picture 1"/>
+            <wp:cNvGraphicFramePr>
+              <a:graphicFrameLocks xmlns:a="http://schemas.openxmlformats.org/drawingml/2006/main" noChangeAspect="1"/>
+            </wp:cNvGraphicFramePr>
+            <a:graphic xmlns:a="http://schemas.openxmlformats.org/drawingml/2006/main">
+              <a:graphicData uri="http://schemas.openxmlformats.org/drawingml/2006/picture">
+                <pic:pic xmlns:pic="http://schemas.openxmlformats.org/drawingml/2006/picture">
+                  <pic:nvPicPr>
+                    <pic:cNvPr id="754145621" name=""/>
+                    <pic:cNvPicPr/>
+                  </pic:nvPicPr>
+                  <pic:blipFill>
+                    <a:blip r:embed="rId11"/>
+                    <a:stretch>
+                      <a:fillRect/>
+                    </a:stretch>
+                  </pic:blipFill>
+                  <pic:spPr>
+                    <a:xfrm>
+                      <a:off x="0" y="0"/>
+                      <a:ext cx="6120130" cy="4272915"/>
+                    </a:xfrm>
+                    <a:prstGeom prst="rect">
+                      <a:avLst/>
+                    </a:prstGeom>
+                  </pic:spPr>
+                </pic:pic>
+              </a:graphicData>
+            </a:graphic>
+          </wp:inline>
+        </w:drawing>
+      </w:r>
     </w:p>
     <w:sectPr>
-      <w:headerReference w:type="default" r:id="rId11"/>
-      <w:footerReference w:type="default" r:id="rId12"/>
+      <w:headerReference w:type="default" r:id="rId12"/>
+      <w:footerReference w:type="default" r:id="rId13"/>
       <w:pgSz w:w="11906" w:h="16838"/>
       <w:pgMar w:top="1418" w:right="1134" w:bottom="1418" w:left="1134" w:header="720" w:footer="720" w:gutter="0"/>
       <w:pgNumType w:start="0"/>
@@ -21735,6 +21787,7 @@
   <w:style w:type="character" w:default="1" w:styleId="DefaultParagraphFont">
     <w:name w:val="Default Paragraph Font"/>
     <w:uiPriority w:val="1"/>
+    <w:semiHidden/>
     <w:unhideWhenUsed/>
   </w:style>
   <w:style w:type="table" w:default="1" w:styleId="TableNormal">

--- a/Radno/Predlog resenja PPP.docx
+++ b/Radno/Predlog resenja PPP.docx
@@ -9366,214 +9366,6 @@
         <w:rPr>
           <w:lang w:val="en-US"/>
         </w:rPr>
-        <w:t>Ако</w:t>
-      </w:r>
-      <w:proofErr w:type="spellEnd"/>
-      <w:r>
-        <w:rPr>
-          <w:lang w:val="en-US"/>
-        </w:rPr>
-        <w:t xml:space="preserve"> </w:t>
-      </w:r>
-      <w:proofErr w:type="spellStart"/>
-      <w:r>
-        <w:rPr>
-          <w:lang w:val="en-US"/>
-        </w:rPr>
-        <w:t>систем</w:t>
-      </w:r>
-      <w:proofErr w:type="spellEnd"/>
-      <w:r>
-        <w:rPr>
-          <w:lang w:val="en-US"/>
-        </w:rPr>
-        <w:t xml:space="preserve"> </w:t>
-      </w:r>
-      <w:proofErr w:type="spellStart"/>
-      <w:r>
-        <w:rPr>
-          <w:lang w:val="en-US"/>
-        </w:rPr>
-        <w:t>примети</w:t>
-      </w:r>
-      <w:proofErr w:type="spellEnd"/>
-      <w:r>
-        <w:rPr>
-          <w:lang w:val="en-US"/>
-        </w:rPr>
-        <w:t xml:space="preserve"> </w:t>
-      </w:r>
-      <w:proofErr w:type="spellStart"/>
-      <w:r>
-        <w:rPr>
-          <w:lang w:val="en-US"/>
-        </w:rPr>
-        <w:t>да</w:t>
-      </w:r>
-      <w:proofErr w:type="spellEnd"/>
-      <w:r>
-        <w:rPr>
-          <w:lang w:val="en-US"/>
-        </w:rPr>
-        <w:t xml:space="preserve"> </w:t>
-      </w:r>
-      <w:proofErr w:type="spellStart"/>
-      <w:r>
-        <w:rPr>
-          <w:lang w:val="en-US"/>
-        </w:rPr>
-        <w:t>подаци</w:t>
-      </w:r>
-      <w:proofErr w:type="spellEnd"/>
-      <w:r>
-        <w:rPr>
-          <w:lang w:val="en-US"/>
-        </w:rPr>
-        <w:t xml:space="preserve"> </w:t>
-      </w:r>
-      <w:proofErr w:type="spellStart"/>
-      <w:r>
-        <w:rPr>
-          <w:lang w:val="en-US"/>
-        </w:rPr>
-        <w:t>нису</w:t>
-      </w:r>
-      <w:proofErr w:type="spellEnd"/>
-      <w:r>
-        <w:rPr>
-          <w:lang w:val="en-US"/>
-        </w:rPr>
-        <w:t xml:space="preserve"> у </w:t>
-      </w:r>
-      <w:proofErr w:type="spellStart"/>
-      <w:r>
-        <w:rPr>
-          <w:lang w:val="en-US"/>
-        </w:rPr>
-        <w:t>реду</w:t>
-      </w:r>
-      <w:proofErr w:type="spellEnd"/>
-      <w:r>
-        <w:rPr>
-          <w:lang w:val="en-US"/>
-        </w:rPr>
-        <w:t xml:space="preserve"> (</w:t>
-      </w:r>
-      <w:proofErr w:type="spellStart"/>
-      <w:r>
-        <w:rPr>
-          <w:lang w:val="en-US"/>
-        </w:rPr>
-        <w:t>нпр</w:t>
-      </w:r>
-      <w:proofErr w:type="spellEnd"/>
-      <w:r>
-        <w:rPr>
-          <w:lang w:val="en-US"/>
-        </w:rPr>
-        <w:t xml:space="preserve">. </w:t>
-      </w:r>
-      <w:proofErr w:type="spellStart"/>
-      <w:r>
-        <w:rPr>
-          <w:lang w:val="en-US"/>
-        </w:rPr>
-        <w:t>лоша</w:t>
-      </w:r>
-      <w:proofErr w:type="spellEnd"/>
-      <w:r>
-        <w:rPr>
-          <w:lang w:val="en-US"/>
-        </w:rPr>
-        <w:t xml:space="preserve"> </w:t>
-      </w:r>
-      <w:r>
-        <w:rPr>
-          <w:lang w:val="en-US"/>
-        </w:rPr>
-        <w:t>pH</w:t>
-      </w:r>
-      <w:r>
-        <w:rPr>
-          <w:lang w:val="en-US"/>
-        </w:rPr>
-        <w:t xml:space="preserve"> </w:t>
-      </w:r>
-      <w:proofErr w:type="spellStart"/>
-      <w:r>
-        <w:rPr>
-          <w:lang w:val="en-US"/>
-        </w:rPr>
-        <w:t>вредност</w:t>
-      </w:r>
-      <w:proofErr w:type="spellEnd"/>
-      <w:r>
-        <w:rPr>
-          <w:lang w:val="en-US"/>
-        </w:rPr>
-        <w:t xml:space="preserve">), </w:t>
-      </w:r>
-      <w:proofErr w:type="spellStart"/>
-      <w:r>
-        <w:rPr>
-          <w:lang w:val="en-US"/>
-        </w:rPr>
-        <w:t>сам</w:t>
-      </w:r>
-      <w:proofErr w:type="spellEnd"/>
-      <w:r>
-        <w:rPr>
-          <w:lang w:val="en-US"/>
-        </w:rPr>
-        <w:t xml:space="preserve"> </w:t>
-      </w:r>
-      <w:proofErr w:type="spellStart"/>
-      <w:r>
-        <w:rPr>
-          <w:lang w:val="en-US"/>
-        </w:rPr>
-        <w:t>отвара</w:t>
-      </w:r>
-      <w:proofErr w:type="spellEnd"/>
-      <w:r>
-        <w:rPr>
-          <w:lang w:val="en-US"/>
-        </w:rPr>
-        <w:t xml:space="preserve"> </w:t>
-      </w:r>
-      <w:proofErr w:type="spellStart"/>
-      <w:r>
-        <w:rPr>
-          <w:lang w:val="en-US"/>
-        </w:rPr>
-        <w:t>радни</w:t>
-      </w:r>
-      <w:proofErr w:type="spellEnd"/>
-      <w:r>
-        <w:rPr>
-          <w:lang w:val="en-US"/>
-        </w:rPr>
-        <w:t xml:space="preserve"> </w:t>
-      </w:r>
-      <w:proofErr w:type="spellStart"/>
-      <w:r>
-        <w:rPr>
-          <w:lang w:val="en-US"/>
-        </w:rPr>
-        <w:t>налог</w:t>
-      </w:r>
-      <w:proofErr w:type="spellEnd"/>
-      <w:r>
-        <w:rPr>
-          <w:lang w:val="en-US"/>
-        </w:rPr>
-        <w:t xml:space="preserve">. </w:t>
-      </w:r>
-      <w:proofErr w:type="spellStart"/>
-      <w:r>
-        <w:rPr>
-          <w:lang w:val="en-US"/>
-        </w:rPr>
         <w:t>Код</w:t>
       </w:r>
       <w:proofErr w:type="spellEnd"/>
@@ -16730,71 +16522,449 @@
     <w:p>
       <w:pPr>
         <w:rPr>
-          <w:lang w:val="en-US"/>
-        </w:rPr>
-      </w:pPr>
-      <w:r>
-        <w:rPr>
           <w:noProof/>
           <w:lang w:val="en-US"/>
         </w:rPr>
-        <w:lastRenderedPageBreak/>
-        <w:drawing>
-          <wp:inline distT="0" distB="0" distL="0" distR="0" wp14:anchorId="7CA39CA2" wp14:editId="0C2DF6EA">
-            <wp:extent cx="5353050" cy="5121444"/>
-            <wp:effectExtent l="0" t="0" r="0" b="3175"/>
-            <wp:docPr id="2031326108" name="Picture 1"/>
-            <wp:cNvGraphicFramePr>
-              <a:graphicFrameLocks xmlns:a="http://schemas.openxmlformats.org/drawingml/2006/main" noChangeAspect="1"/>
-            </wp:cNvGraphicFramePr>
-            <a:graphic xmlns:a="http://schemas.openxmlformats.org/drawingml/2006/main">
-              <a:graphicData uri="http://schemas.openxmlformats.org/drawingml/2006/picture">
-                <pic:pic xmlns:pic="http://schemas.openxmlformats.org/drawingml/2006/picture">
-                  <pic:nvPicPr>
-                    <pic:cNvPr id="2031326108" name=""/>
-                    <pic:cNvPicPr/>
-                  </pic:nvPicPr>
-                  <pic:blipFill>
-                    <a:blip r:embed="rId10"/>
-                    <a:stretch>
-                      <a:fillRect/>
-                    </a:stretch>
-                  </pic:blipFill>
-                  <pic:spPr>
-                    <a:xfrm>
-                      <a:off x="0" y="0"/>
-                      <a:ext cx="5364086" cy="5132002"/>
-                    </a:xfrm>
-                    <a:prstGeom prst="rect">
-                      <a:avLst/>
-                    </a:prstGeom>
-                  </pic:spPr>
-                </pic:pic>
-              </a:graphicData>
-            </a:graphic>
-          </wp:inline>
-        </w:drawing>
-      </w:r>
+      </w:pPr>
     </w:p>
     <w:p>
       <w:pPr>
+        <w:rPr>
+          <w:noProof/>
+          <w:lang w:val="en-US"/>
+        </w:rPr>
+      </w:pPr>
+    </w:p>
+    <w:p>
+      <w:pPr>
+        <w:rPr>
+          <w:noProof/>
+          <w:lang w:val="en-US"/>
+        </w:rPr>
+      </w:pPr>
+    </w:p>
+    <w:p>
+      <w:pPr>
+        <w:rPr>
+          <w:noProof/>
+          <w:lang w:val="en-US"/>
+        </w:rPr>
+      </w:pPr>
+    </w:p>
+    <w:p>
+      <w:pPr>
+        <w:rPr>
+          <w:noProof/>
+          <w:lang w:val="en-US"/>
+        </w:rPr>
+      </w:pPr>
+    </w:p>
+    <w:p>
+      <w:pPr>
+        <w:rPr>
+          <w:noProof/>
+          <w:lang w:val="en-US"/>
+        </w:rPr>
+      </w:pPr>
+    </w:p>
+    <w:p>
+      <w:pPr>
+        <w:rPr>
+          <w:noProof/>
+          <w:lang w:val="en-US"/>
+        </w:rPr>
+      </w:pPr>
+    </w:p>
+    <w:p>
+      <w:pPr>
+        <w:rPr>
+          <w:noProof/>
+          <w:lang w:val="en-US"/>
+        </w:rPr>
+      </w:pPr>
+    </w:p>
+    <w:p>
+      <w:pPr>
+        <w:rPr>
+          <w:noProof/>
+          <w:lang w:val="en-US"/>
+        </w:rPr>
+      </w:pPr>
+    </w:p>
+    <w:p>
+      <w:pPr>
+        <w:rPr>
+          <w:noProof/>
+          <w:lang w:val="en-US"/>
+        </w:rPr>
+      </w:pPr>
+    </w:p>
+    <w:p>
+      <w:pPr>
+        <w:rPr>
+          <w:noProof/>
+          <w:lang w:val="en-US"/>
+        </w:rPr>
+      </w:pPr>
+    </w:p>
+    <w:p>
+      <w:pPr>
+        <w:rPr>
+          <w:noProof/>
+          <w:lang w:val="en-US"/>
+        </w:rPr>
+      </w:pPr>
+    </w:p>
+    <w:p>
+      <w:pPr>
+        <w:rPr>
+          <w:noProof/>
+          <w:lang w:val="en-US"/>
+        </w:rPr>
+      </w:pPr>
+    </w:p>
+    <w:p>
+      <w:pPr>
+        <w:rPr>
+          <w:noProof/>
+          <w:lang w:val="en-US"/>
+        </w:rPr>
+      </w:pPr>
+    </w:p>
+    <w:p>
+      <w:pPr>
+        <w:rPr>
+          <w:noProof/>
+          <w:lang w:val="en-US"/>
+        </w:rPr>
+      </w:pPr>
+    </w:p>
+    <w:p>
+      <w:pPr>
+        <w:rPr>
+          <w:noProof/>
+          <w:lang w:val="en-US"/>
+        </w:rPr>
+      </w:pPr>
+    </w:p>
+    <w:p>
+      <w:pPr>
+        <w:rPr>
+          <w:noProof/>
+          <w:lang w:val="en-US"/>
+        </w:rPr>
+      </w:pPr>
+    </w:p>
+    <w:p>
+      <w:pPr>
+        <w:rPr>
+          <w:noProof/>
+          <w:lang w:val="en-US"/>
+        </w:rPr>
+      </w:pPr>
+    </w:p>
+    <w:p>
+      <w:pPr>
+        <w:rPr>
+          <w:noProof/>
+          <w:lang w:val="en-US"/>
+        </w:rPr>
+      </w:pPr>
+    </w:p>
+    <w:p>
+      <w:pPr>
+        <w:rPr>
+          <w:noProof/>
+          <w:lang w:val="en-US"/>
+        </w:rPr>
+      </w:pPr>
+    </w:p>
+    <w:p>
+      <w:pPr>
+        <w:rPr>
+          <w:noProof/>
+          <w:lang w:val="en-US"/>
+        </w:rPr>
+      </w:pPr>
+    </w:p>
+    <w:p>
+      <w:pPr>
+        <w:rPr>
+          <w:noProof/>
+          <w:lang w:val="en-US"/>
+        </w:rPr>
+      </w:pPr>
+    </w:p>
+    <w:p>
+      <w:pPr>
+        <w:rPr>
+          <w:noProof/>
+          <w:lang w:val="en-US"/>
+        </w:rPr>
+      </w:pPr>
+    </w:p>
+    <w:p>
+      <w:pPr>
+        <w:rPr>
+          <w:noProof/>
+          <w:lang w:val="en-US"/>
+        </w:rPr>
+      </w:pPr>
+    </w:p>
+    <w:p>
+      <w:pPr>
+        <w:rPr>
+          <w:lang w:val="en-US"/>
+        </w:rPr>
+      </w:pPr>
+    </w:p>
+    <w:p>
+      <w:pPr>
         <w:pStyle w:val="Heading1"/>
         <w:rPr>
           <w:lang w:val="en-US"/>
         </w:rPr>
       </w:pPr>
       <w:bookmarkStart w:id="24" w:name="_Toc227030250"/>
-      <w:r>
-        <w:rPr>
-          <w:lang w:val="en-US"/>
-        </w:rPr>
-        <w:lastRenderedPageBreak/>
+    </w:p>
+    <w:p>
+      <w:pPr>
+        <w:pStyle w:val="Heading1"/>
+        <w:rPr>
+          <w:lang w:val="en-US"/>
+        </w:rPr>
+      </w:pPr>
+    </w:p>
+    <w:p>
+      <w:pPr>
+        <w:pStyle w:val="Heading1"/>
+        <w:rPr>
+          <w:lang w:val="en-US"/>
+        </w:rPr>
+      </w:pPr>
+    </w:p>
+    <w:p>
+      <w:pPr>
+        <w:pStyle w:val="Heading1"/>
+        <w:rPr>
+          <w:lang w:val="en-US"/>
+        </w:rPr>
+      </w:pPr>
+    </w:p>
+    <w:p>
+      <w:pPr>
+        <w:pStyle w:val="Heading1"/>
+        <w:rPr>
+          <w:lang w:val="en-US"/>
+        </w:rPr>
+      </w:pPr>
+    </w:p>
+    <w:p>
+      <w:pPr>
+        <w:pStyle w:val="Heading1"/>
+        <w:rPr>
+          <w:lang w:val="en-US"/>
+        </w:rPr>
+      </w:pPr>
+      <w:r>
+        <w:rPr>
+          <w:lang w:val="en-US"/>
+        </w:rPr>
         <w:t>9. IDEF</w:t>
       </w:r>
       <w:bookmarkEnd w:id="24"/>
     </w:p>
     <w:p>
       <w:pPr>
+        <w:rPr>
+          <w:lang w:val="en-US"/>
+        </w:rPr>
+      </w:pPr>
+    </w:p>
+    <w:p>
+      <w:pPr>
+        <w:rPr>
+          <w:lang w:val="en-US"/>
+        </w:rPr>
+      </w:pPr>
+    </w:p>
+    <w:p>
+      <w:pPr>
+        <w:rPr>
+          <w:lang w:val="en-US"/>
+        </w:rPr>
+      </w:pPr>
+    </w:p>
+    <w:p>
+      <w:pPr>
+        <w:rPr>
+          <w:lang w:val="en-US"/>
+        </w:rPr>
+      </w:pPr>
+    </w:p>
+    <w:p>
+      <w:pPr>
+        <w:rPr>
+          <w:lang w:val="en-US"/>
+        </w:rPr>
+      </w:pPr>
+    </w:p>
+    <w:p>
+      <w:pPr>
+        <w:rPr>
+          <w:lang w:val="en-US"/>
+        </w:rPr>
+      </w:pPr>
+    </w:p>
+    <w:p>
+      <w:pPr>
+        <w:rPr>
+          <w:lang w:val="en-US"/>
+        </w:rPr>
+      </w:pPr>
+    </w:p>
+    <w:p>
+      <w:pPr>
+        <w:rPr>
+          <w:lang w:val="en-US"/>
+        </w:rPr>
+      </w:pPr>
+    </w:p>
+    <w:p>
+      <w:pPr>
+        <w:rPr>
+          <w:lang w:val="en-US"/>
+        </w:rPr>
+      </w:pPr>
+    </w:p>
+    <w:p>
+      <w:pPr>
+        <w:rPr>
+          <w:lang w:val="en-US"/>
+        </w:rPr>
+      </w:pPr>
+    </w:p>
+    <w:p>
+      <w:pPr>
+        <w:rPr>
+          <w:lang w:val="en-US"/>
+        </w:rPr>
+      </w:pPr>
+    </w:p>
+    <w:p>
+      <w:pPr>
+        <w:rPr>
+          <w:lang w:val="en-US"/>
+        </w:rPr>
+      </w:pPr>
+    </w:p>
+    <w:p>
+      <w:pPr>
+        <w:rPr>
+          <w:lang w:val="en-US"/>
+        </w:rPr>
+      </w:pPr>
+    </w:p>
+    <w:p>
+      <w:pPr>
+        <w:rPr>
+          <w:lang w:val="en-US"/>
+        </w:rPr>
+      </w:pPr>
+    </w:p>
+    <w:p>
+      <w:pPr>
+        <w:rPr>
+          <w:lang w:val="en-US"/>
+        </w:rPr>
+      </w:pPr>
+    </w:p>
+    <w:p>
+      <w:pPr>
+        <w:rPr>
+          <w:lang w:val="en-US"/>
+        </w:rPr>
+      </w:pPr>
+    </w:p>
+    <w:p>
+      <w:pPr>
+        <w:rPr>
+          <w:lang w:val="en-US"/>
+        </w:rPr>
+      </w:pPr>
+    </w:p>
+    <w:p>
+      <w:pPr>
+        <w:rPr>
+          <w:lang w:val="en-US"/>
+        </w:rPr>
+      </w:pPr>
+    </w:p>
+    <w:p>
+      <w:pPr>
+        <w:rPr>
+          <w:lang w:val="en-US"/>
+        </w:rPr>
+      </w:pPr>
+    </w:p>
+    <w:p>
+      <w:pPr>
+        <w:rPr>
+          <w:lang w:val="en-US"/>
+        </w:rPr>
+      </w:pPr>
+    </w:p>
+    <w:p>
+      <w:pPr>
+        <w:rPr>
+          <w:lang w:val="en-US"/>
+        </w:rPr>
+      </w:pPr>
+    </w:p>
+    <w:p>
+      <w:pPr>
+        <w:rPr>
+          <w:lang w:val="en-US"/>
+        </w:rPr>
+      </w:pPr>
+    </w:p>
+    <w:p>
+      <w:pPr>
+        <w:rPr>
+          <w:lang w:val="en-US"/>
+        </w:rPr>
+      </w:pPr>
+    </w:p>
+    <w:p>
+      <w:pPr>
+        <w:rPr>
+          <w:lang w:val="en-US"/>
+        </w:rPr>
+      </w:pPr>
+    </w:p>
+    <w:p>
+      <w:pPr>
+        <w:rPr>
+          <w:lang w:val="en-US"/>
+        </w:rPr>
+      </w:pPr>
+    </w:p>
+    <w:p>
+      <w:pPr>
+        <w:rPr>
+          <w:lang w:val="en-US"/>
+        </w:rPr>
+      </w:pPr>
+    </w:p>
+    <w:p>
+      <w:pPr>
+        <w:rPr>
+          <w:lang w:val="en-US"/>
+        </w:rPr>
+      </w:pPr>
+    </w:p>
+    <w:p>
+      <w:pPr>
         <w:pStyle w:val="Heading1"/>
         <w:rPr>
           <w:lang w:val="en-US"/>
@@ -16805,6 +16975,7 @@
         <w:rPr>
           <w:lang w:val="en-US"/>
         </w:rPr>
+        <w:lastRenderedPageBreak/>
         <w:t>10. MOV</w:t>
       </w:r>
       <w:bookmarkEnd w:id="25"/>
@@ -16819,6 +16990,7 @@
       <w:r>
         <w:rPr>
           <w:b/>
+          <w:noProof/>
           <w:lang w:val="en-US"/>
         </w:rPr>
         <w:drawing>
@@ -16837,7 +17009,7 @@
                     <pic:cNvPicPr/>
                   </pic:nvPicPr>
                   <pic:blipFill>
-                    <a:blip r:embed="rId11"/>
+                    <a:blip r:embed="rId10"/>
                     <a:stretch>
                       <a:fillRect/>
                     </a:stretch>
@@ -16859,8 +17031,8 @@
       </w:r>
     </w:p>
     <w:sectPr>
-      <w:headerReference w:type="default" r:id="rId12"/>
-      <w:footerReference w:type="default" r:id="rId13"/>
+      <w:headerReference w:type="default" r:id="rId11"/>
+      <w:footerReference w:type="default" r:id="rId12"/>
       <w:pgSz w:w="11906" w:h="16838"/>
       <w:pgMar w:top="1418" w:right="1134" w:bottom="1418" w:left="1134" w:header="720" w:footer="720" w:gutter="0"/>
       <w:pgNumType w:start="0"/>
